--- a/docs/readme.docx
+++ b/docs/readme.docx
@@ -105,7 +105,23 @@
           <w:sz w:val="24"/>
           <w:szCs w:val="24"/>
         </w:rPr>
-        <w:t>January 18, 2015</w:t>
+        <w:t>January 1</w:t>
+      </w:r>
+      <w:r>
+        <w:rPr>
+          <w:rFonts w:ascii="Calibri" w:hAnsi="Calibri" w:cs="Arial"/>
+          <w:sz w:val="24"/>
+          <w:szCs w:val="24"/>
+        </w:rPr>
+        <w:t>9</w:t>
+      </w:r>
+      <w:r>
+        <w:rPr>
+          <w:rFonts w:ascii="Calibri" w:hAnsi="Calibri" w:cs="Arial"/>
+          <w:sz w:val="24"/>
+          <w:szCs w:val="24"/>
+        </w:rPr>
+        <w:t>, 2015</w:t>
       </w:r>
     </w:p>
     <w:p>
@@ -135,6 +151,8 @@
           <w:szCs w:val="24"/>
         </w:rPr>
       </w:pPr>
+      <w:bookmarkStart w:id="0" w:name="_GoBack"/>
+      <w:bookmarkEnd w:id="0"/>
     </w:p>
     <w:p>
       <w:pPr>
@@ -188,8 +206,6 @@
         </w:rPr>
         <w:t>otes</w:t>
       </w:r>
-      <w:bookmarkStart w:id="0" w:name="_GoBack"/>
-      <w:bookmarkEnd w:id="0"/>
     </w:p>
     <w:p>
       <w:pPr>
@@ -227,8 +243,9 @@
           <w:sz w:val="24"/>
           <w:szCs w:val="24"/>
         </w:rPr>
-        <w:t xml:space="preserve">Refactored class libraries </w:t>
-      </w:r>
+        <w:t xml:space="preserve">Added installers for Ubuntu and </w:t>
+      </w:r>
+      <w:proofErr w:type="spellStart"/>
       <w:r>
         <w:rPr>
           <w:rFonts w:ascii="Calibri" w:hAnsi="Calibri" w:cs="Arial"/>
@@ -236,8 +253,9 @@
           <w:sz w:val="24"/>
           <w:szCs w:val="24"/>
         </w:rPr>
-        <w:t xml:space="preserve">and </w:t>
-      </w:r>
+        <w:t>Debian</w:t>
+      </w:r>
+      <w:proofErr w:type="spellEnd"/>
       <w:r>
         <w:rPr>
           <w:rFonts w:ascii="Calibri" w:hAnsi="Calibri" w:cs="Arial"/>
@@ -245,70 +263,7 @@
           <w:sz w:val="24"/>
           <w:szCs w:val="24"/>
         </w:rPr>
-        <w:t>created new API</w:t>
-      </w:r>
-      <w:r>
-        <w:rPr>
-          <w:rFonts w:ascii="Calibri" w:hAnsi="Calibri" w:cs="Arial"/>
-          <w:iCs/>
-          <w:sz w:val="24"/>
-          <w:szCs w:val="24"/>
-        </w:rPr>
-        <w:t xml:space="preserve"> </w:t>
-      </w:r>
-      <w:r>
-        <w:rPr>
-          <w:rFonts w:ascii="Calibri" w:hAnsi="Calibri" w:cs="Arial"/>
-          <w:iCs/>
-          <w:sz w:val="24"/>
-          <w:szCs w:val="24"/>
-        </w:rPr>
-        <w:t xml:space="preserve">documentation. Resolved </w:t>
-      </w:r>
-      <w:r>
-        <w:rPr>
-          <w:rFonts w:ascii="Calibri" w:hAnsi="Calibri" w:cs="Arial"/>
-          <w:iCs/>
-          <w:sz w:val="24"/>
-          <w:szCs w:val="24"/>
-        </w:rPr>
-        <w:t>newly identified</w:t>
-      </w:r>
-      <w:r>
-        <w:rPr>
-          <w:rFonts w:ascii="Calibri" w:hAnsi="Calibri" w:cs="Arial"/>
-          <w:iCs/>
-          <w:sz w:val="24"/>
-          <w:szCs w:val="24"/>
-        </w:rPr>
-        <w:t xml:space="preserve"> bugs and as a result of </w:t>
-      </w:r>
-      <w:r>
-        <w:rPr>
-          <w:rFonts w:ascii="Calibri" w:hAnsi="Calibri" w:cs="Arial"/>
-          <w:iCs/>
-          <w:sz w:val="24"/>
-          <w:szCs w:val="24"/>
-        </w:rPr>
-        <w:t xml:space="preserve">full </w:t>
-      </w:r>
-      <w:r>
-        <w:rPr>
-          <w:rFonts w:ascii="Calibri" w:hAnsi="Calibri" w:cs="Arial"/>
-          <w:iCs/>
-          <w:sz w:val="24"/>
-          <w:szCs w:val="24"/>
-        </w:rPr>
-        <w:t>regression</w:t>
-      </w:r>
-      <w:r>
-        <w:rPr>
-          <w:rFonts w:ascii="Calibri" w:hAnsi="Calibri" w:cs="Arial"/>
-          <w:iCs/>
-          <w:sz w:val="24"/>
-          <w:szCs w:val="24"/>
-        </w:rPr>
-        <w:t xml:space="preserve"> testing.</w:t>
+        <w:t xml:space="preserve"> based Linux distributions. Made minor enhancements and bug fixes.</w:t>
       </w:r>
     </w:p>
     <w:p>
@@ -420,7 +375,54 @@
           <w:sz w:val="24"/>
           <w:szCs w:val="24"/>
         </w:rPr>
-        <w:t xml:space="preserve">Optimized stack operation for floats </w:t>
+        <w:t xml:space="preserve">Installers for </w:t>
+      </w:r>
+      <w:r>
+        <w:rPr>
+          <w:rFonts w:ascii="Calibri" w:hAnsi="Calibri" w:cs="Arial"/>
+          <w:iCs/>
+          <w:sz w:val="24"/>
+          <w:szCs w:val="24"/>
+        </w:rPr>
+        <w:t xml:space="preserve">Ubuntu and </w:t>
+      </w:r>
+      <w:proofErr w:type="spellStart"/>
+      <w:r>
+        <w:rPr>
+          <w:rFonts w:ascii="Calibri" w:hAnsi="Calibri" w:cs="Arial"/>
+          <w:iCs/>
+          <w:sz w:val="24"/>
+          <w:szCs w:val="24"/>
+        </w:rPr>
+        <w:t>Debian</w:t>
+      </w:r>
+      <w:proofErr w:type="spellEnd"/>
+      <w:r>
+        <w:rPr>
+          <w:rFonts w:ascii="Calibri" w:hAnsi="Calibri" w:cs="Arial"/>
+          <w:iCs/>
+          <w:sz w:val="24"/>
+          <w:szCs w:val="24"/>
+        </w:rPr>
+        <w:t xml:space="preserve"> based Linux distributions</w:t>
+      </w:r>
+      <w:r>
+        <w:rPr>
+          <w:rFonts w:ascii="Calibri" w:hAnsi="Calibri" w:cs="Arial"/>
+          <w:iCs/>
+          <w:sz w:val="24"/>
+          <w:szCs w:val="24"/>
+        </w:rPr>
+        <w:t xml:space="preserve"> </w:t>
+      </w:r>
+      <w:r>
+        <w:rPr>
+          <w:rFonts w:ascii="Calibri" w:hAnsi="Calibri" w:cs="Arial"/>
+          <w:iCs/>
+          <w:sz w:val="24"/>
+          <w:szCs w:val="24"/>
+        </w:rPr>
+        <w:t xml:space="preserve"> </w:t>
       </w:r>
       <w:r>
         <w:rPr>
@@ -473,6 +475,59 @@
           <w:sz w:val="24"/>
           <w:szCs w:val="24"/>
         </w:rPr>
+        <w:t xml:space="preserve">Optimized stack operation for floats </w:t>
+      </w:r>
+      <w:r>
+        <w:rPr>
+          <w:rFonts w:ascii="Calibri" w:hAnsi="Calibri" w:cs="Arial"/>
+          <w:b/>
+          <w:iCs/>
+          <w:sz w:val="24"/>
+          <w:szCs w:val="24"/>
+        </w:rPr>
+        <w:t>(new)</w:t>
+      </w:r>
+    </w:p>
+    <w:p>
+      <w:pPr>
+        <w:widowControl w:val="0"/>
+        <w:numPr>
+          <w:ilvl w:val="0"/>
+          <w:numId w:val="10"/>
+        </w:numPr>
+        <w:tabs>
+          <w:tab w:val="left" w:pos="220"/>
+          <w:tab w:val="left" w:pos="720"/>
+          <w:tab w:val="left" w:pos="1440"/>
+          <w:tab w:val="left" w:pos="2160"/>
+          <w:tab w:val="left" w:pos="2880"/>
+          <w:tab w:val="left" w:pos="3600"/>
+          <w:tab w:val="left" w:pos="4320"/>
+          <w:tab w:val="left" w:pos="5040"/>
+          <w:tab w:val="left" w:pos="5760"/>
+          <w:tab w:val="left" w:pos="6480"/>
+          <w:tab w:val="left" w:pos="7200"/>
+          <w:tab w:val="left" w:pos="7920"/>
+          <w:tab w:val="left" w:pos="8640"/>
+        </w:tabs>
+        <w:autoSpaceDE w:val="0"/>
+        <w:autoSpaceDN w:val="0"/>
+        <w:adjustRightInd w:val="0"/>
+        <w:spacing w:after="0" w:line="240" w:lineRule="auto"/>
+        <w:rPr>
+          <w:rFonts w:ascii="Calibri" w:hAnsi="Calibri" w:cs="Arial"/>
+          <w:iCs/>
+          <w:sz w:val="24"/>
+          <w:szCs w:val="24"/>
+        </w:rPr>
+      </w:pPr>
+      <w:r>
+        <w:rPr>
+          <w:rFonts w:ascii="Calibri" w:hAnsi="Calibri" w:cs="Arial"/>
+          <w:iCs/>
+          <w:sz w:val="24"/>
+          <w:szCs w:val="24"/>
+        </w:rPr>
         <w:t xml:space="preserve">Added missing check for array assignment to array element </w:t>
       </w:r>
       <w:r>
@@ -820,7 +875,71 @@
           <w:sz w:val="24"/>
           <w:szCs w:val="24"/>
         </w:rPr>
-        <w:t>/ - source code examples</w:t>
+        <w:t xml:space="preserve">/ </w:t>
+      </w:r>
+      <w:r>
+        <w:rPr>
+          <w:rFonts w:ascii="Calibri" w:hAnsi="Calibri" w:cs="Arial"/>
+          <w:sz w:val="24"/>
+          <w:szCs w:val="24"/>
+        </w:rPr>
+        <w:t>–</w:t>
+      </w:r>
+      <w:r>
+        <w:rPr>
+          <w:rFonts w:ascii="Calibri" w:hAnsi="Calibri" w:cs="Arial"/>
+          <w:sz w:val="24"/>
+          <w:szCs w:val="24"/>
+        </w:rPr>
+        <w:t xml:space="preserve"> source code examples</w:t>
+      </w:r>
+    </w:p>
+    <w:p>
+      <w:pPr>
+        <w:widowControl w:val="0"/>
+        <w:autoSpaceDE w:val="0"/>
+        <w:autoSpaceDN w:val="0"/>
+        <w:adjustRightInd w:val="0"/>
+        <w:spacing w:after="0" w:line="240" w:lineRule="auto"/>
+        <w:rPr>
+          <w:rFonts w:ascii="Calibri" w:hAnsi="Calibri" w:cs="Arial"/>
+          <w:sz w:val="24"/>
+          <w:szCs w:val="24"/>
+        </w:rPr>
+      </w:pPr>
+      <w:proofErr w:type="gramStart"/>
+      <w:r>
+        <w:rPr>
+          <w:rFonts w:ascii="Calibri" w:hAnsi="Calibri" w:cs="Arial"/>
+          <w:sz w:val="24"/>
+          <w:szCs w:val="24"/>
+        </w:rPr>
+        <w:t>lib</w:t>
+      </w:r>
+      <w:proofErr w:type="gramEnd"/>
+      <w:r>
+        <w:rPr>
+          <w:rFonts w:ascii="Calibri" w:hAnsi="Calibri" w:cs="Arial"/>
+          <w:sz w:val="24"/>
+          <w:szCs w:val="24"/>
+        </w:rPr>
+        <w:t xml:space="preserve">/ </w:t>
+      </w:r>
+      <w:r>
+        <w:rPr>
+          <w:rFonts w:ascii="Calibri" w:hAnsi="Calibri" w:cs="Arial"/>
+          <w:sz w:val="24"/>
+          <w:szCs w:val="24"/>
+        </w:rPr>
+        <w:t>–</w:t>
+      </w:r>
+      <w:r>
+        <w:rPr>
+          <w:rFonts w:ascii="Calibri" w:hAnsi="Calibri" w:cs="Arial"/>
+          <w:sz w:val="24"/>
+          <w:szCs w:val="24"/>
+        </w:rPr>
+        <w:t xml:space="preserve"> native runtime library support for add-on packages </w:t>
       </w:r>
     </w:p>
     <w:p>
@@ -876,31 +995,7 @@
           <w:sz w:val="24"/>
           <w:szCs w:val="24"/>
         </w:rPr>
-        <w:t xml:space="preserve">Compiling and executing </w:t>
-      </w:r>
-      <w:proofErr w:type="spellStart"/>
-      <w:r>
-        <w:rPr>
-          <w:rFonts w:ascii="Calibri" w:hAnsi="Calibri" w:cs="Arial"/>
-          <w:b/>
-          <w:bCs/>
-          <w:iCs/>
-          <w:sz w:val="24"/>
-          <w:szCs w:val="24"/>
-        </w:rPr>
-        <w:t>Objeck</w:t>
-      </w:r>
-      <w:proofErr w:type="spellEnd"/>
-      <w:r>
-        <w:rPr>
-          <w:rFonts w:ascii="Calibri" w:hAnsi="Calibri" w:cs="Arial"/>
-          <w:b/>
-          <w:bCs/>
-          <w:iCs/>
-          <w:sz w:val="24"/>
-          <w:szCs w:val="24"/>
-        </w:rPr>
-        <w:t xml:space="preserve"> programs</w:t>
+        <w:t>Compiling and executing programs</w:t>
       </w:r>
     </w:p>
     <w:p>
@@ -1000,7 +1095,217 @@
           <w:sz w:val="24"/>
           <w:szCs w:val="24"/>
         </w:rPr>
-        <w:t>If the Windows installer was used these variables will be automatically after the system has been restarted.  Manually setting the environment paths in Windows:</w:t>
+        <w:t xml:space="preserve">If the Windows installer </w:t>
+      </w:r>
+      <w:r>
+        <w:rPr>
+          <w:rFonts w:ascii="Calibri" w:hAnsi="Calibri" w:cs="Arial"/>
+          <w:sz w:val="24"/>
+          <w:szCs w:val="24"/>
+        </w:rPr>
+        <w:t>is</w:t>
+      </w:r>
+      <w:r>
+        <w:rPr>
+          <w:rFonts w:ascii="Calibri" w:hAnsi="Calibri" w:cs="Arial"/>
+          <w:sz w:val="24"/>
+          <w:szCs w:val="24"/>
+        </w:rPr>
+        <w:t xml:space="preserve"> used these variables will be automatically </w:t>
+      </w:r>
+      <w:r>
+        <w:rPr>
+          <w:rFonts w:ascii="Calibri" w:hAnsi="Calibri" w:cs="Arial"/>
+          <w:sz w:val="24"/>
+          <w:szCs w:val="24"/>
+        </w:rPr>
+        <w:t xml:space="preserve">set </w:t>
+      </w:r>
+      <w:r>
+        <w:rPr>
+          <w:rFonts w:ascii="Calibri" w:hAnsi="Calibri" w:cs="Arial"/>
+          <w:sz w:val="24"/>
+          <w:szCs w:val="24"/>
+        </w:rPr>
+        <w:t xml:space="preserve">after the system </w:t>
+      </w:r>
+      <w:r>
+        <w:rPr>
+          <w:rFonts w:ascii="Calibri" w:hAnsi="Calibri" w:cs="Arial"/>
+          <w:sz w:val="24"/>
+          <w:szCs w:val="24"/>
+        </w:rPr>
+        <w:t>is</w:t>
+      </w:r>
+      <w:r>
+        <w:rPr>
+          <w:rFonts w:ascii="Calibri" w:hAnsi="Calibri" w:cs="Arial"/>
+          <w:sz w:val="24"/>
+          <w:szCs w:val="24"/>
+        </w:rPr>
+        <w:t xml:space="preserve"> restarted.  </w:t>
+      </w:r>
+      <w:r>
+        <w:rPr>
+          <w:rFonts w:ascii="Calibri" w:hAnsi="Calibri" w:cs="Arial"/>
+          <w:sz w:val="24"/>
+          <w:szCs w:val="24"/>
+        </w:rPr>
+        <w:t xml:space="preserve">For </w:t>
+      </w:r>
+      <w:proofErr w:type="spellStart"/>
+      <w:r>
+        <w:rPr>
+          <w:rFonts w:ascii="Calibri" w:hAnsi="Calibri" w:cs="Arial"/>
+          <w:sz w:val="24"/>
+          <w:szCs w:val="24"/>
+        </w:rPr>
+        <w:t>Debian</w:t>
+      </w:r>
+      <w:proofErr w:type="spellEnd"/>
+      <w:r>
+        <w:rPr>
+          <w:rFonts w:ascii="Calibri" w:hAnsi="Calibri" w:cs="Arial"/>
+          <w:sz w:val="24"/>
+          <w:szCs w:val="24"/>
+        </w:rPr>
+        <w:t xml:space="preserve"> and Ubuntu the location of the file</w:t>
+      </w:r>
+      <w:r>
+        <w:rPr>
+          <w:rFonts w:ascii="Calibri" w:hAnsi="Calibri" w:cs="Arial"/>
+          <w:sz w:val="24"/>
+          <w:szCs w:val="24"/>
+        </w:rPr>
+        <w:t>s</w:t>
+      </w:r>
+      <w:r>
+        <w:rPr>
+          <w:rFonts w:ascii="Calibri" w:hAnsi="Calibri" w:cs="Arial"/>
+          <w:sz w:val="24"/>
+          <w:szCs w:val="24"/>
+        </w:rPr>
+        <w:t xml:space="preserve"> is fixed by the installer </w:t>
+      </w:r>
+      <w:r>
+        <w:rPr>
+          <w:rFonts w:ascii="Calibri" w:hAnsi="Calibri" w:cs="Arial"/>
+          <w:sz w:val="24"/>
+          <w:szCs w:val="24"/>
+        </w:rPr>
+        <w:t>so no</w:t>
+      </w:r>
+      <w:r>
+        <w:rPr>
+          <w:rFonts w:ascii="Calibri" w:hAnsi="Calibri" w:cs="Arial"/>
+          <w:sz w:val="24"/>
+          <w:szCs w:val="24"/>
+        </w:rPr>
+        <w:t xml:space="preserve"> variable</w:t>
+      </w:r>
+      <w:r>
+        <w:rPr>
+          <w:rFonts w:ascii="Calibri" w:hAnsi="Calibri" w:cs="Arial"/>
+          <w:sz w:val="24"/>
+          <w:szCs w:val="24"/>
+        </w:rPr>
+        <w:t>s</w:t>
+      </w:r>
+      <w:r>
+        <w:rPr>
+          <w:rFonts w:ascii="Calibri" w:hAnsi="Calibri" w:cs="Arial"/>
+          <w:sz w:val="24"/>
+          <w:szCs w:val="24"/>
+        </w:rPr>
+        <w:t xml:space="preserve"> </w:t>
+      </w:r>
+      <w:r>
+        <w:rPr>
+          <w:rFonts w:ascii="Calibri" w:hAnsi="Calibri" w:cs="Arial"/>
+          <w:sz w:val="24"/>
+          <w:szCs w:val="24"/>
+        </w:rPr>
+        <w:t>are</w:t>
+      </w:r>
+      <w:r>
+        <w:rPr>
+          <w:rFonts w:ascii="Calibri" w:hAnsi="Calibri" w:cs="Arial"/>
+          <w:sz w:val="24"/>
+          <w:szCs w:val="24"/>
+        </w:rPr>
+        <w:t xml:space="preserve"> needed.</w:t>
+      </w:r>
+    </w:p>
+    <w:p>
+      <w:pPr>
+        <w:widowControl w:val="0"/>
+        <w:tabs>
+          <w:tab w:val="left" w:pos="720"/>
+          <w:tab w:val="left" w:pos="1440"/>
+          <w:tab w:val="left" w:pos="2160"/>
+          <w:tab w:val="left" w:pos="2880"/>
+          <w:tab w:val="left" w:pos="3600"/>
+          <w:tab w:val="left" w:pos="4320"/>
+          <w:tab w:val="left" w:pos="5040"/>
+          <w:tab w:val="left" w:pos="5760"/>
+          <w:tab w:val="left" w:pos="6480"/>
+          <w:tab w:val="left" w:pos="7200"/>
+          <w:tab w:val="left" w:pos="7920"/>
+          <w:tab w:val="left" w:pos="8640"/>
+        </w:tabs>
+        <w:autoSpaceDE w:val="0"/>
+        <w:autoSpaceDN w:val="0"/>
+        <w:adjustRightInd w:val="0"/>
+        <w:spacing w:after="0" w:line="240" w:lineRule="auto"/>
+        <w:rPr>
+          <w:rFonts w:ascii="Calibri" w:hAnsi="Calibri" w:cs="Arial"/>
+          <w:sz w:val="24"/>
+          <w:szCs w:val="24"/>
+        </w:rPr>
+      </w:pPr>
+    </w:p>
+    <w:p>
+      <w:pPr>
+        <w:widowControl w:val="0"/>
+        <w:tabs>
+          <w:tab w:val="left" w:pos="720"/>
+          <w:tab w:val="left" w:pos="1440"/>
+          <w:tab w:val="left" w:pos="2160"/>
+          <w:tab w:val="left" w:pos="2880"/>
+          <w:tab w:val="left" w:pos="3600"/>
+          <w:tab w:val="left" w:pos="4320"/>
+          <w:tab w:val="left" w:pos="5040"/>
+          <w:tab w:val="left" w:pos="5760"/>
+          <w:tab w:val="left" w:pos="6480"/>
+          <w:tab w:val="left" w:pos="7200"/>
+          <w:tab w:val="left" w:pos="7920"/>
+          <w:tab w:val="left" w:pos="8640"/>
+        </w:tabs>
+        <w:autoSpaceDE w:val="0"/>
+        <w:autoSpaceDN w:val="0"/>
+        <w:adjustRightInd w:val="0"/>
+        <w:spacing w:after="0" w:line="240" w:lineRule="auto"/>
+        <w:rPr>
+          <w:rFonts w:ascii="Calibri" w:hAnsi="Calibri" w:cs="Arial"/>
+          <w:sz w:val="24"/>
+          <w:szCs w:val="24"/>
+        </w:rPr>
+      </w:pPr>
+      <w:r>
+        <w:rPr>
+          <w:rFonts w:ascii="Calibri" w:hAnsi="Calibri" w:cs="Arial"/>
+          <w:sz w:val="24"/>
+          <w:szCs w:val="24"/>
+        </w:rPr>
+        <w:t>To m</w:t>
+      </w:r>
+      <w:r>
+        <w:rPr>
+          <w:rFonts w:ascii="Calibri" w:hAnsi="Calibri" w:cs="Arial"/>
+          <w:sz w:val="24"/>
+          <w:szCs w:val="24"/>
+        </w:rPr>
+        <w:t>anually setting the environment paths in Windows:</w:t>
       </w:r>
     </w:p>
     <w:p>
@@ -1601,6 +1906,7 @@
           <w:sz w:val="24"/>
           <w:szCs w:val="24"/>
         </w:rPr>
+        <w:lastRenderedPageBreak/>
         <w:t>Compile/execute for code that has library dependencies:</w:t>
       </w:r>
     </w:p>
@@ -2045,13 +2351,43 @@
         </w:rPr>
         <w:t>.</w:t>
       </w:r>
-      <w:r>
-        <w:rPr>
-          <w:rFonts w:ascii="Calibri" w:hAnsi="Calibri" w:cs="Arial"/>
-          <w:sz w:val="24"/>
-          <w:szCs w:val="24"/>
-        </w:rPr>
-        <w:t xml:space="preserve"> </w:t>
+    </w:p>
+    <w:p>
+      <w:pPr>
+        <w:widowControl w:val="0"/>
+        <w:autoSpaceDE w:val="0"/>
+        <w:autoSpaceDN w:val="0"/>
+        <w:adjustRightInd w:val="0"/>
+        <w:spacing w:after="0" w:line="240" w:lineRule="auto"/>
+        <w:rPr>
+          <w:rFonts w:ascii="Calibri" w:hAnsi="Calibri" w:cs="Arial"/>
+          <w:sz w:val="24"/>
+          <w:szCs w:val="24"/>
+        </w:rPr>
+      </w:pPr>
+    </w:p>
+    <w:p>
+      <w:pPr>
+        <w:widowControl w:val="0"/>
+        <w:autoSpaceDE w:val="0"/>
+        <w:autoSpaceDN w:val="0"/>
+        <w:adjustRightInd w:val="0"/>
+        <w:spacing w:after="0" w:line="240" w:lineRule="auto"/>
+        <w:rPr>
+          <w:rFonts w:ascii="Calibri" w:hAnsi="Calibri" w:cs="Arial"/>
+          <w:b/>
+          <w:sz w:val="24"/>
+          <w:szCs w:val="24"/>
+        </w:rPr>
+      </w:pPr>
+      <w:r>
+        <w:rPr>
+          <w:rFonts w:ascii="Calibri" w:hAnsi="Calibri" w:cs="Arial"/>
+          <w:b/>
+          <w:sz w:val="24"/>
+          <w:szCs w:val="24"/>
+        </w:rPr>
+        <w:t>Source code</w:t>
       </w:r>
     </w:p>
     <w:p>
@@ -2134,70 +2470,41 @@
           <w:szCs w:val="24"/>
         </w:rPr>
       </w:pPr>
-      <w:proofErr w:type="spellStart"/>
-      <w:r>
-        <w:rPr>
-          <w:rFonts w:ascii="Calibri" w:hAnsi="Calibri" w:cs="Arial"/>
-          <w:sz w:val="24"/>
-          <w:szCs w:val="24"/>
-        </w:rPr>
-        <w:t>svn</w:t>
-      </w:r>
-      <w:proofErr w:type="spellEnd"/>
-      <w:r>
-        <w:rPr>
-          <w:rFonts w:ascii="Calibri" w:hAnsi="Calibri" w:cs="Arial"/>
-          <w:sz w:val="24"/>
-          <w:szCs w:val="24"/>
-        </w:rPr>
-        <w:t xml:space="preserve"> checkout svn://svn.code.sf.net/p/objeck-lang/code/main </w:t>
-      </w:r>
-      <w:proofErr w:type="spellStart"/>
-      <w:r>
-        <w:rPr>
-          <w:rFonts w:ascii="Calibri" w:hAnsi="Calibri" w:cs="Arial"/>
-          <w:sz w:val="24"/>
-          <w:szCs w:val="24"/>
-        </w:rPr>
-        <w:t>objeck</w:t>
-      </w:r>
-      <w:proofErr w:type="spellEnd"/>
-      <w:r>
-        <w:rPr>
-          <w:rFonts w:ascii="Calibri" w:hAnsi="Calibri" w:cs="Arial"/>
-          <w:sz w:val="24"/>
-          <w:szCs w:val="24"/>
-        </w:rPr>
-        <w:t>-</w:t>
-      </w:r>
-      <w:proofErr w:type="spellStart"/>
-      <w:r>
-        <w:rPr>
-          <w:rFonts w:ascii="Calibri" w:hAnsi="Calibri" w:cs="Arial"/>
-          <w:sz w:val="24"/>
-          <w:szCs w:val="24"/>
-        </w:rPr>
-        <w:t>lang</w:t>
-      </w:r>
-      <w:proofErr w:type="spellEnd"/>
-      <w:r>
-        <w:rPr>
-          <w:rFonts w:ascii="Calibri" w:hAnsi="Calibri" w:cs="Arial"/>
-          <w:sz w:val="24"/>
-          <w:szCs w:val="24"/>
-        </w:rPr>
-        <w:t>-code</w:t>
+      <w:r>
+        <w:rPr>
+          <w:rFonts w:ascii="Calibri" w:hAnsi="Calibri" w:cs="Arial"/>
+          <w:sz w:val="24"/>
+          <w:szCs w:val="24"/>
+        </w:rPr>
+        <w:t>https://github.com/objeck/objeck-lang.git</w:t>
       </w:r>
     </w:p>
     <w:p>
       <w:pPr>
         <w:widowControl w:val="0"/>
+        <w:tabs>
+          <w:tab w:val="left" w:pos="720"/>
+          <w:tab w:val="left" w:pos="1440"/>
+          <w:tab w:val="left" w:pos="2160"/>
+          <w:tab w:val="left" w:pos="2880"/>
+          <w:tab w:val="left" w:pos="3600"/>
+          <w:tab w:val="left" w:pos="4320"/>
+          <w:tab w:val="left" w:pos="5040"/>
+          <w:tab w:val="left" w:pos="5760"/>
+          <w:tab w:val="left" w:pos="6480"/>
+          <w:tab w:val="left" w:pos="7200"/>
+          <w:tab w:val="left" w:pos="7920"/>
+          <w:tab w:val="left" w:pos="8640"/>
+        </w:tabs>
         <w:autoSpaceDE w:val="0"/>
         <w:autoSpaceDN w:val="0"/>
         <w:adjustRightInd w:val="0"/>
         <w:spacing w:after="0" w:line="240" w:lineRule="auto"/>
         <w:rPr>
           <w:rFonts w:ascii="Calibri" w:hAnsi="Calibri" w:cs="Arial"/>
+          <w:b/>
+          <w:bCs/>
+          <w:iCs/>
           <w:sz w:val="24"/>
           <w:szCs w:val="24"/>
         </w:rPr>
@@ -3677,13 +3984,57 @@
     <w:lsdException w:name="HTML Sample" w:semiHidden="1" w:unhideWhenUsed="1"/>
     <w:lsdException w:name="HTML Typewriter" w:semiHidden="1" w:unhideWhenUsed="1"/>
     <w:lsdException w:name="HTML Variable" w:semiHidden="1" w:unhideWhenUsed="1"/>
+    <w:lsdException w:name="Normal Table" w:semiHidden="1" w:unhideWhenUsed="1"/>
     <w:lsdException w:name="annotation subject" w:semiHidden="1" w:unhideWhenUsed="1"/>
     <w:lsdException w:name="No List" w:semiHidden="1" w:unhideWhenUsed="1"/>
     <w:lsdException w:name="Outline List 1" w:semiHidden="1" w:unhideWhenUsed="1"/>
     <w:lsdException w:name="Outline List 2" w:semiHidden="1" w:unhideWhenUsed="1"/>
     <w:lsdException w:name="Outline List 3" w:semiHidden="1" w:unhideWhenUsed="1"/>
+    <w:lsdException w:name="Table Simple 1" w:semiHidden="1" w:unhideWhenUsed="1"/>
+    <w:lsdException w:name="Table Simple 2" w:semiHidden="1" w:unhideWhenUsed="1"/>
+    <w:lsdException w:name="Table Simple 3" w:semiHidden="1" w:unhideWhenUsed="1"/>
+    <w:lsdException w:name="Table Classic 1" w:semiHidden="1" w:unhideWhenUsed="1"/>
+    <w:lsdException w:name="Table Classic 2" w:semiHidden="1" w:unhideWhenUsed="1"/>
+    <w:lsdException w:name="Table Classic 3" w:semiHidden="1" w:unhideWhenUsed="1"/>
+    <w:lsdException w:name="Table Classic 4" w:semiHidden="1" w:unhideWhenUsed="1"/>
+    <w:lsdException w:name="Table Colorful 1" w:semiHidden="1" w:unhideWhenUsed="1"/>
+    <w:lsdException w:name="Table Colorful 2" w:semiHidden="1" w:unhideWhenUsed="1"/>
+    <w:lsdException w:name="Table Colorful 3" w:semiHidden="1" w:unhideWhenUsed="1"/>
+    <w:lsdException w:name="Table Columns 1" w:semiHidden="1" w:unhideWhenUsed="1"/>
+    <w:lsdException w:name="Table Columns 2" w:semiHidden="1" w:unhideWhenUsed="1"/>
+    <w:lsdException w:name="Table Columns 3" w:semiHidden="1" w:unhideWhenUsed="1"/>
+    <w:lsdException w:name="Table Columns 4" w:semiHidden="1" w:unhideWhenUsed="1"/>
+    <w:lsdException w:name="Table Columns 5" w:semiHidden="1" w:unhideWhenUsed="1"/>
+    <w:lsdException w:name="Table Grid 1" w:semiHidden="1" w:unhideWhenUsed="1"/>
+    <w:lsdException w:name="Table Grid 2" w:semiHidden="1" w:unhideWhenUsed="1"/>
+    <w:lsdException w:name="Table Grid 3" w:semiHidden="1" w:unhideWhenUsed="1"/>
+    <w:lsdException w:name="Table Grid 4" w:semiHidden="1" w:unhideWhenUsed="1"/>
+    <w:lsdException w:name="Table Grid 5" w:semiHidden="1" w:unhideWhenUsed="1"/>
+    <w:lsdException w:name="Table Grid 6" w:semiHidden="1" w:unhideWhenUsed="1"/>
+    <w:lsdException w:name="Table Grid 7" w:semiHidden="1" w:unhideWhenUsed="1"/>
+    <w:lsdException w:name="Table Grid 8" w:semiHidden="1" w:unhideWhenUsed="1"/>
+    <w:lsdException w:name="Table List 1" w:semiHidden="1" w:unhideWhenUsed="1"/>
+    <w:lsdException w:name="Table List 2" w:semiHidden="1" w:unhideWhenUsed="1"/>
+    <w:lsdException w:name="Table List 3" w:semiHidden="1" w:unhideWhenUsed="1"/>
+    <w:lsdException w:name="Table List 4" w:semiHidden="1" w:unhideWhenUsed="1"/>
+    <w:lsdException w:name="Table List 5" w:semiHidden="1" w:unhideWhenUsed="1"/>
+    <w:lsdException w:name="Table List 6" w:semiHidden="1" w:unhideWhenUsed="1"/>
+    <w:lsdException w:name="Table List 7" w:semiHidden="1" w:unhideWhenUsed="1"/>
+    <w:lsdException w:name="Table List 8" w:semiHidden="1" w:unhideWhenUsed="1"/>
+    <w:lsdException w:name="Table 3D effects 1" w:semiHidden="1" w:unhideWhenUsed="1"/>
+    <w:lsdException w:name="Table 3D effects 2" w:semiHidden="1" w:unhideWhenUsed="1"/>
+    <w:lsdException w:name="Table 3D effects 3" w:semiHidden="1" w:unhideWhenUsed="1"/>
+    <w:lsdException w:name="Table Contemporary" w:semiHidden="1" w:unhideWhenUsed="1"/>
+    <w:lsdException w:name="Table Elegant" w:semiHidden="1" w:unhideWhenUsed="1"/>
+    <w:lsdException w:name="Table Professional" w:semiHidden="1" w:unhideWhenUsed="1"/>
+    <w:lsdException w:name="Table Subtle 1" w:semiHidden="1" w:unhideWhenUsed="1"/>
+    <w:lsdException w:name="Table Subtle 2" w:semiHidden="1" w:unhideWhenUsed="1"/>
+    <w:lsdException w:name="Table Web 1" w:semiHidden="1" w:unhideWhenUsed="1"/>
+    <w:lsdException w:name="Table Web 2" w:semiHidden="1" w:unhideWhenUsed="1"/>
+    <w:lsdException w:name="Table Web 3" w:semiHidden="1" w:unhideWhenUsed="1"/>
     <w:lsdException w:name="Balloon Text" w:semiHidden="1" w:unhideWhenUsed="1"/>
     <w:lsdException w:name="Table Grid" w:uiPriority="39"/>
+    <w:lsdException w:name="Table Theme" w:semiHidden="1" w:unhideWhenUsed="1"/>
     <w:lsdException w:name="Placeholder Text" w:semiHidden="1"/>
     <w:lsdException w:name="No Spacing" w:uiPriority="1" w:qFormat="1"/>
     <w:lsdException w:name="Light Shading" w:uiPriority="60"/>
@@ -3898,6 +4249,7 @@
   <w:style w:type="character" w:default="1" w:styleId="DefaultParagraphFont">
     <w:name w:val="Default Paragraph Font"/>
     <w:uiPriority w:val="1"/>
+    <w:semiHidden/>
     <w:unhideWhenUsed/>
   </w:style>
   <w:style w:type="table" w:default="1" w:styleId="TableNormal">

--- a/docs/readme.docx
+++ b/docs/readme.docx
@@ -105,15 +105,15 @@
           <w:sz w:val="24"/>
           <w:szCs w:val="24"/>
         </w:rPr>
-        <w:t>January 1</w:t>
-      </w:r>
-      <w:r>
-        <w:rPr>
-          <w:rFonts w:ascii="Calibri" w:hAnsi="Calibri" w:cs="Arial"/>
-          <w:sz w:val="24"/>
-          <w:szCs w:val="24"/>
-        </w:rPr>
-        <w:t>9</w:t>
+        <w:t xml:space="preserve">January </w:t>
+      </w:r>
+      <w:r>
+        <w:rPr>
+          <w:rFonts w:ascii="Calibri" w:hAnsi="Calibri" w:cs="Arial"/>
+          <w:sz w:val="24"/>
+          <w:szCs w:val="24"/>
+        </w:rPr>
+        <w:t>20</w:t>
       </w:r>
       <w:r>
         <w:rPr>
@@ -151,8 +151,6 @@
           <w:szCs w:val="24"/>
         </w:rPr>
       </w:pPr>
-      <w:bookmarkStart w:id="0" w:name="_GoBack"/>
-      <w:bookmarkEnd w:id="0"/>
     </w:p>
     <w:p>
       <w:pPr>
@@ -332,7 +330,18 @@
           <w:sz w:val="24"/>
           <w:szCs w:val="24"/>
         </w:rPr>
-        <w:t>Highlights of this release include the following:</w:t>
+        <w:t>Highlights of this relea</w:t>
+      </w:r>
+      <w:bookmarkStart w:id="0" w:name="_GoBack"/>
+      <w:bookmarkEnd w:id="0"/>
+      <w:r>
+        <w:rPr>
+          <w:rFonts w:ascii="Calibri" w:hAnsi="Calibri" w:cs="Arial"/>
+          <w:iCs/>
+          <w:sz w:val="24"/>
+          <w:szCs w:val="24"/>
+        </w:rPr>
+        <w:t>se include the following:</w:t>
       </w:r>
     </w:p>
     <w:p>
@@ -375,7 +384,7 @@
           <w:sz w:val="24"/>
           <w:szCs w:val="24"/>
         </w:rPr>
-        <w:t xml:space="preserve">Installers for </w:t>
+        <w:t xml:space="preserve">Finally, </w:t>
       </w:r>
       <w:r>
         <w:rPr>
@@ -384,6 +393,33 @@
           <w:sz w:val="24"/>
           <w:szCs w:val="24"/>
         </w:rPr>
+        <w:t xml:space="preserve">added </w:t>
+      </w:r>
+      <w:r>
+        <w:rPr>
+          <w:rFonts w:ascii="Calibri" w:hAnsi="Calibri" w:cs="Arial"/>
+          <w:iCs/>
+          <w:sz w:val="24"/>
+          <w:szCs w:val="24"/>
+        </w:rPr>
+        <w:t>i</w:t>
+      </w:r>
+      <w:r>
+        <w:rPr>
+          <w:rFonts w:ascii="Calibri" w:hAnsi="Calibri" w:cs="Arial"/>
+          <w:iCs/>
+          <w:sz w:val="24"/>
+          <w:szCs w:val="24"/>
+        </w:rPr>
+        <w:t xml:space="preserve">nstallers for </w:t>
+      </w:r>
+      <w:r>
+        <w:rPr>
+          <w:rFonts w:ascii="Calibri" w:hAnsi="Calibri" w:cs="Arial"/>
+          <w:iCs/>
+          <w:sz w:val="24"/>
+          <w:szCs w:val="24"/>
+        </w:rPr>
         <w:t xml:space="preserve">Ubuntu and </w:t>
       </w:r>
       <w:proofErr w:type="spellStart"/>
@@ -413,7 +449,7 @@
           <w:sz w:val="24"/>
           <w:szCs w:val="24"/>
         </w:rPr>
-        <w:t xml:space="preserve"> </w:t>
+        <w:t xml:space="preserve"> overhauling the build system</w:t>
       </w:r>
       <w:r>
         <w:rPr>
@@ -475,7 +511,43 @@
           <w:sz w:val="24"/>
           <w:szCs w:val="24"/>
         </w:rPr>
-        <w:t xml:space="preserve">Optimized stack operation for floats </w:t>
+        <w:t>Optimized stack operation</w:t>
+      </w:r>
+      <w:r>
+        <w:rPr>
+          <w:rFonts w:ascii="Calibri" w:hAnsi="Calibri" w:cs="Arial"/>
+          <w:iCs/>
+          <w:sz w:val="24"/>
+          <w:szCs w:val="24"/>
+        </w:rPr>
+        <w:t>s</w:t>
+      </w:r>
+      <w:r>
+        <w:rPr>
+          <w:rFonts w:ascii="Calibri" w:hAnsi="Calibri" w:cs="Arial"/>
+          <w:iCs/>
+          <w:sz w:val="24"/>
+          <w:szCs w:val="24"/>
+        </w:rPr>
+        <w:t xml:space="preserve"> for </w:t>
+      </w:r>
+      <w:r>
+        <w:rPr>
+          <w:rFonts w:ascii="Calibri" w:hAnsi="Calibri" w:cs="Arial"/>
+          <w:iCs/>
+          <w:sz w:val="24"/>
+          <w:szCs w:val="24"/>
+        </w:rPr>
+        <w:t>floating point operations</w:t>
+      </w:r>
+      <w:r>
+        <w:rPr>
+          <w:rFonts w:ascii="Calibri" w:hAnsi="Calibri" w:cs="Arial"/>
+          <w:iCs/>
+          <w:sz w:val="24"/>
+          <w:szCs w:val="24"/>
+        </w:rPr>
+        <w:t xml:space="preserve"> </w:t>
       </w:r>
       <w:r>
         <w:rPr>
@@ -528,7 +600,25 @@
           <w:sz w:val="24"/>
           <w:szCs w:val="24"/>
         </w:rPr>
-        <w:t xml:space="preserve">Added missing check for array assignment to array element </w:t>
+        <w:t>Added missing</w:t>
+      </w:r>
+      <w:r>
+        <w:rPr>
+          <w:rFonts w:ascii="Calibri" w:hAnsi="Calibri" w:cs="Arial"/>
+          <w:iCs/>
+          <w:sz w:val="24"/>
+          <w:szCs w:val="24"/>
+        </w:rPr>
+        <w:t xml:space="preserve"> compiler</w:t>
+      </w:r>
+      <w:r>
+        <w:rPr>
+          <w:rFonts w:ascii="Calibri" w:hAnsi="Calibri" w:cs="Arial"/>
+          <w:iCs/>
+          <w:sz w:val="24"/>
+          <w:szCs w:val="24"/>
+        </w:rPr>
+        <w:t xml:space="preserve"> check for array assignment to array element </w:t>
       </w:r>
       <w:r>
         <w:rPr>
@@ -1906,7 +1996,6 @@
           <w:sz w:val="24"/>
           <w:szCs w:val="24"/>
         </w:rPr>
-        <w:lastRenderedPageBreak/>
         <w:t>Compile/execute for code that has library dependencies:</w:t>
       </w:r>
     </w:p>

--- a/docs/readme.docx
+++ b/docs/readme.docx
@@ -43,8 +43,10 @@
         <w:rPr>
           <w:sz w:val="20"/>
         </w:rPr>
-        <w:t>7</w:t>
-      </w:r>
+        <w:t>8</w:t>
+      </w:r>
+      <w:bookmarkStart w:id="0" w:name="_GoBack"/>
+      <w:bookmarkEnd w:id="0"/>
       <w:r>
         <w:rPr>
           <w:sz w:val="20"/>
@@ -151,8 +153,6 @@
           <w:szCs w:val="24"/>
         </w:rPr>
       </w:pPr>
-      <w:bookmarkStart w:id="0" w:name="_GoBack"/>
-      <w:bookmarkEnd w:id="0"/>
     </w:p>
     <w:p>
       <w:pPr>
@@ -194,7 +194,7 @@
         <w:widowControl w:val="0"/>
         <w:numPr>
           <w:ilvl w:val="0"/>
-          <w:numId w:val="25"/>
+          <w:numId w:val="26"/>
         </w:numPr>
         <w:tabs>
           <w:tab w:val="left" w:pos="220"/>
@@ -233,7 +233,7 @@
         <w:widowControl w:val="0"/>
         <w:numPr>
           <w:ilvl w:val="0"/>
-          <w:numId w:val="25"/>
+          <w:numId w:val="26"/>
         </w:numPr>
         <w:tabs>
           <w:tab w:val="left" w:pos="220"/>
@@ -272,7 +272,7 @@
         <w:widowControl w:val="0"/>
         <w:numPr>
           <w:ilvl w:val="0"/>
-          <w:numId w:val="25"/>
+          <w:numId w:val="26"/>
         </w:numPr>
         <w:tabs>
           <w:tab w:val="left" w:pos="220"/>
@@ -311,7 +311,7 @@
         <w:widowControl w:val="0"/>
         <w:numPr>
           <w:ilvl w:val="0"/>
-          <w:numId w:val="25"/>
+          <w:numId w:val="26"/>
         </w:numPr>
         <w:tabs>
           <w:tab w:val="left" w:pos="220"/>
@@ -341,6 +341,45 @@
           <w:iCs/>
           <w:szCs w:val="24"/>
         </w:rPr>
+        <w:t>Addressed arithmetic issue that assumed unboxed types were integer based</w:t>
+      </w:r>
+    </w:p>
+    <w:p>
+      <w:pPr>
+        <w:pStyle w:val="ListParagraph"/>
+        <w:widowControl w:val="0"/>
+        <w:numPr>
+          <w:ilvl w:val="0"/>
+          <w:numId w:val="26"/>
+        </w:numPr>
+        <w:tabs>
+          <w:tab w:val="left" w:pos="220"/>
+          <w:tab w:val="left" w:pos="720"/>
+          <w:tab w:val="left" w:pos="1440"/>
+          <w:tab w:val="left" w:pos="2160"/>
+          <w:tab w:val="left" w:pos="2880"/>
+          <w:tab w:val="left" w:pos="3600"/>
+          <w:tab w:val="left" w:pos="4320"/>
+          <w:tab w:val="left" w:pos="5040"/>
+          <w:tab w:val="left" w:pos="5760"/>
+          <w:tab w:val="left" w:pos="6480"/>
+          <w:tab w:val="left" w:pos="7200"/>
+          <w:tab w:val="left" w:pos="7920"/>
+          <w:tab w:val="left" w:pos="8640"/>
+        </w:tabs>
+        <w:spacing w:after="0" w:line="240" w:lineRule="auto"/>
+        <w:rPr>
+          <w:rFonts w:ascii="Calibri" w:hAnsi="Calibri" w:cs="Arial"/>
+          <w:iCs/>
+          <w:szCs w:val="24"/>
+        </w:rPr>
+      </w:pPr>
+      <w:r>
+        <w:rPr>
+          <w:rFonts w:ascii="Calibri" w:hAnsi="Calibri" w:cs="Arial"/>
+          <w:iCs/>
+          <w:szCs w:val="24"/>
+        </w:rPr>
         <w:t>Resolved parsing issue regarding multi-line lambdas within function calls</w:t>
       </w:r>
     </w:p>
@@ -569,23 +608,7 @@
           <w:rFonts w:ascii="Calibri" w:hAnsi="Calibri" w:cs="Arial"/>
           <w:szCs w:val="24"/>
         </w:rPr>
-        <w:t>doc/</w:t>
-      </w:r>
-      <w:proofErr w:type="spellStart"/>
-      <w:r>
-        <w:rPr>
-          <w:rFonts w:ascii="Calibri" w:hAnsi="Calibri" w:cs="Arial"/>
-          <w:szCs w:val="24"/>
-        </w:rPr>
-        <w:t>api</w:t>
-      </w:r>
-      <w:proofErr w:type="spellEnd"/>
-      <w:r>
-        <w:rPr>
-          <w:rFonts w:ascii="Calibri" w:hAnsi="Calibri" w:cs="Arial"/>
-          <w:szCs w:val="24"/>
-        </w:rPr>
-        <w:t>/ – class library documentation</w:t>
+        <w:t>doc/api/ – class library documentation</w:t>
       </w:r>
     </w:p>
     <w:p>
@@ -704,23 +727,7 @@
           <w:rFonts w:ascii="Calibri" w:hAnsi="Calibri" w:cs="Arial"/>
           <w:szCs w:val="24"/>
         </w:rPr>
-        <w:t>lib/</w:t>
-      </w:r>
-      <w:proofErr w:type="spellStart"/>
-      <w:r>
-        <w:rPr>
-          <w:rFonts w:ascii="Calibri" w:hAnsi="Calibri" w:cs="Arial"/>
-          <w:szCs w:val="24"/>
-        </w:rPr>
-        <w:t>sdl</w:t>
-      </w:r>
-      <w:proofErr w:type="spellEnd"/>
-      <w:r>
-        <w:rPr>
-          <w:rFonts w:ascii="Calibri" w:hAnsi="Calibri" w:cs="Arial"/>
-          <w:szCs w:val="24"/>
-        </w:rPr>
-        <w:t>/ – host SDL shared libraries</w:t>
+        <w:t>lib/sdl/ – host SDL shared libraries</w:t>
       </w:r>
     </w:p>
     <w:p>
@@ -830,23 +837,7 @@
           <w:rFonts w:ascii="Calibri" w:hAnsi="Calibri" w:cs="Arial"/>
           <w:szCs w:val="24"/>
         </w:rPr>
-        <w:t xml:space="preserve">If the Windows installer is used these variables will be automatically set after the system is restarted. For Debian and </w:t>
-      </w:r>
-      <w:proofErr w:type="gramStart"/>
-      <w:r>
-        <w:rPr>
-          <w:rFonts w:ascii="Calibri" w:hAnsi="Calibri" w:cs="Arial"/>
-          <w:szCs w:val="24"/>
-        </w:rPr>
-        <w:t>Ubuntu</w:t>
-      </w:r>
-      <w:proofErr w:type="gramEnd"/>
-      <w:r>
-        <w:rPr>
-          <w:rFonts w:ascii="Calibri" w:hAnsi="Calibri" w:cs="Arial"/>
-          <w:szCs w:val="24"/>
-        </w:rPr>
-        <w:t xml:space="preserve"> the location of the files is fixed by the installer so no variables are needed.</w:t>
+        <w:t>If the Windows installer is used these variables will be automatically set after the system is restarted. For Debian and Ubuntu the location of the files is fixed by the installer so no variables are needed.</w:t>
       </w:r>
     </w:p>
     <w:p>
@@ -952,23 +943,7 @@
           <w:rFonts w:ascii="Calibri" w:hAnsi="Calibri" w:cs="Arial"/>
           <w:szCs w:val="24"/>
         </w:rPr>
-        <w:t>_PATH=C:\Users\&lt;account&gt;\</w:t>
-      </w:r>
-      <w:proofErr w:type="spellStart"/>
-      <w:r>
-        <w:rPr>
-          <w:rFonts w:ascii="Calibri" w:hAnsi="Calibri" w:cs="Arial"/>
-          <w:szCs w:val="24"/>
-        </w:rPr>
-        <w:t>objeck-lang</w:t>
-      </w:r>
-      <w:proofErr w:type="spellEnd"/>
-      <w:r>
-        <w:rPr>
-          <w:rFonts w:ascii="Calibri" w:hAnsi="Calibri" w:cs="Arial"/>
-          <w:szCs w:val="24"/>
-        </w:rPr>
-        <w:t>\lib</w:t>
+        <w:t>_PATH=C:\Users\&lt;account&gt;\objeck-lang\lib</w:t>
       </w:r>
     </w:p>
     <w:p>
@@ -999,65 +974,8 @@
           <w:rFonts w:ascii="Calibri" w:hAnsi="Calibri" w:cs="Arial"/>
           <w:szCs w:val="24"/>
         </w:rPr>
-        <w:t>set PATH=%PATH</w:t>
-      </w:r>
-      <w:proofErr w:type="gramStart"/>
-      <w:r>
-        <w:rPr>
-          <w:rFonts w:ascii="Calibri" w:hAnsi="Calibri" w:cs="Arial"/>
-          <w:szCs w:val="24"/>
-        </w:rPr>
-        <w:t>%;C:\</w:t>
-      </w:r>
-      <w:proofErr w:type="gramEnd"/>
-      <w:r>
-        <w:rPr>
-          <w:rFonts w:ascii="Calibri" w:hAnsi="Calibri" w:cs="Arial"/>
-          <w:szCs w:val="24"/>
-        </w:rPr>
-        <w:t xml:space="preserve"> Users\&lt;account&gt;\ </w:t>
-      </w:r>
-      <w:proofErr w:type="spellStart"/>
-      <w:r>
-        <w:rPr>
-          <w:rFonts w:ascii="Calibri" w:hAnsi="Calibri" w:cs="Arial"/>
-          <w:szCs w:val="24"/>
-        </w:rPr>
-        <w:t>objeck-lang</w:t>
-      </w:r>
-      <w:proofErr w:type="spellEnd"/>
-      <w:r>
-        <w:rPr>
-          <w:rFonts w:ascii="Calibri" w:hAnsi="Calibri" w:cs="Arial"/>
-          <w:szCs w:val="24"/>
-        </w:rPr>
-        <w:t xml:space="preserve">\bin; C:\ Users\&lt;account&gt;\ </w:t>
-      </w:r>
-      <w:proofErr w:type="spellStart"/>
-      <w:r>
-        <w:rPr>
-          <w:rFonts w:ascii="Calibri" w:hAnsi="Calibri" w:cs="Arial"/>
-          <w:szCs w:val="24"/>
-        </w:rPr>
-        <w:t>objeck-lang</w:t>
-      </w:r>
-      <w:proofErr w:type="spellEnd"/>
-      <w:r>
-        <w:rPr>
-          <w:rFonts w:ascii="Calibri" w:hAnsi="Calibri" w:cs="Arial"/>
-          <w:szCs w:val="24"/>
-        </w:rPr>
-        <w:t>\lib\</w:t>
-      </w:r>
-      <w:proofErr w:type="spellStart"/>
-      <w:r>
-        <w:rPr>
-          <w:rFonts w:ascii="Calibri" w:hAnsi="Calibri" w:cs="Arial"/>
-          <w:szCs w:val="24"/>
-        </w:rPr>
-        <w:t>sdl</w:t>
-      </w:r>
-      <w:proofErr w:type="spellEnd"/>
+        <w:t>set PATH=%PATH%;C:\ Users\&lt;account&gt;\ objeck-lang\bin; C:\ Users\&lt;account&gt;\ objeck-lang\lib\sdl</w:t>
+      </w:r>
     </w:p>
     <w:p>
       <w:pPr>
@@ -1138,23 +1056,7 @@
           <w:rFonts w:ascii="Calibri" w:hAnsi="Calibri" w:cs="Arial"/>
           <w:szCs w:val="24"/>
         </w:rPr>
-        <w:t>export PATH=$PATH:/home/&lt;account&gt;/</w:t>
-      </w:r>
-      <w:proofErr w:type="spellStart"/>
-      <w:r>
-        <w:rPr>
-          <w:rFonts w:ascii="Calibri" w:hAnsi="Calibri" w:cs="Arial"/>
-          <w:szCs w:val="24"/>
-        </w:rPr>
-        <w:t>objeck-lang</w:t>
-      </w:r>
-      <w:proofErr w:type="spellEnd"/>
-      <w:r>
-        <w:rPr>
-          <w:rFonts w:ascii="Calibri" w:hAnsi="Calibri" w:cs="Arial"/>
-          <w:szCs w:val="24"/>
-        </w:rPr>
-        <w:t>/bin</w:t>
+        <w:t>export PATH=$PATH:/home/&lt;account&gt;/objeck-lang/bin</w:t>
       </w:r>
     </w:p>
     <w:p>
@@ -1199,23 +1101,7 @@
           <w:rFonts w:ascii="Calibri" w:hAnsi="Calibri" w:cs="Arial"/>
           <w:szCs w:val="24"/>
         </w:rPr>
-        <w:t>=/home/&lt;account&gt;/</w:t>
-      </w:r>
-      <w:proofErr w:type="spellStart"/>
-      <w:r>
-        <w:rPr>
-          <w:rFonts w:ascii="Calibri" w:hAnsi="Calibri" w:cs="Arial"/>
-          <w:szCs w:val="24"/>
-        </w:rPr>
-        <w:t>objeck-lang</w:t>
-      </w:r>
-      <w:proofErr w:type="spellEnd"/>
-      <w:r>
-        <w:rPr>
-          <w:rFonts w:ascii="Calibri" w:hAnsi="Calibri" w:cs="Arial"/>
-          <w:szCs w:val="24"/>
-        </w:rPr>
-        <w:t>/lib</w:t>
+        <w:t>=/home/&lt;account&gt;/objeck-lang/lib</w:t>
       </w:r>
     </w:p>
     <w:p>
@@ -1300,85 +1186,12 @@
           <w:szCs w:val="24"/>
         </w:rPr>
       </w:pPr>
-      <w:proofErr w:type="spellStart"/>
-      <w:r>
-        <w:rPr>
-          <w:rFonts w:ascii="Calibri" w:hAnsi="Calibri" w:cs="Arial"/>
-          <w:szCs w:val="24"/>
-        </w:rPr>
-        <w:t>obc</w:t>
-      </w:r>
-      <w:proofErr w:type="spellEnd"/>
-      <w:r>
-        <w:rPr>
-          <w:rFonts w:ascii="Calibri" w:hAnsi="Calibri" w:cs="Arial"/>
-          <w:szCs w:val="24"/>
-        </w:rPr>
-        <w:t xml:space="preserve"> -</w:t>
-      </w:r>
-      <w:proofErr w:type="spellStart"/>
-      <w:r>
-        <w:rPr>
-          <w:rFonts w:ascii="Calibri" w:hAnsi="Calibri" w:cs="Arial"/>
-          <w:szCs w:val="24"/>
-        </w:rPr>
-        <w:t>src</w:t>
-      </w:r>
-      <w:proofErr w:type="spellEnd"/>
-      <w:r>
-        <w:rPr>
-          <w:rFonts w:ascii="Calibri" w:hAnsi="Calibri" w:cs="Arial"/>
-          <w:szCs w:val="24"/>
-        </w:rPr>
-        <w:t xml:space="preserve"> ..\examples\</w:t>
-      </w:r>
-      <w:proofErr w:type="spellStart"/>
-      <w:r>
-        <w:rPr>
-          <w:rFonts w:ascii="Calibri" w:hAnsi="Calibri" w:cs="Arial"/>
-          <w:szCs w:val="24"/>
-        </w:rPr>
-        <w:t>hello.obs</w:t>
-      </w:r>
-      <w:proofErr w:type="spellEnd"/>
-      <w:r>
-        <w:rPr>
-          <w:rFonts w:ascii="Calibri" w:hAnsi="Calibri" w:cs="Arial"/>
-          <w:szCs w:val="24"/>
-        </w:rPr>
-        <w:t xml:space="preserve"> -</w:t>
-      </w:r>
-      <w:proofErr w:type="spellStart"/>
-      <w:r>
-        <w:rPr>
-          <w:rFonts w:ascii="Calibri" w:hAnsi="Calibri" w:cs="Arial"/>
-          <w:szCs w:val="24"/>
-        </w:rPr>
-        <w:t>dest</w:t>
-      </w:r>
-      <w:proofErr w:type="spellEnd"/>
-      <w:r>
-        <w:rPr>
-          <w:rFonts w:ascii="Calibri" w:hAnsi="Calibri" w:cs="Arial"/>
-          <w:szCs w:val="24"/>
-        </w:rPr>
-        <w:t xml:space="preserve"> </w:t>
-      </w:r>
-      <w:proofErr w:type="spellStart"/>
-      <w:r>
-        <w:rPr>
-          <w:rFonts w:ascii="Calibri" w:hAnsi="Calibri" w:cs="Arial"/>
-          <w:szCs w:val="24"/>
-        </w:rPr>
-        <w:t>hello.obe</w:t>
-      </w:r>
-      <w:proofErr w:type="spellEnd"/>
-      <w:r>
-        <w:rPr>
-          <w:rFonts w:ascii="Calibri" w:hAnsi="Calibri" w:cs="Arial"/>
-          <w:szCs w:val="24"/>
-        </w:rPr>
-        <w:t xml:space="preserve"> </w:t>
+      <w:r>
+        <w:rPr>
+          <w:rFonts w:ascii="Calibri" w:hAnsi="Calibri" w:cs="Arial"/>
+          <w:szCs w:val="24"/>
+        </w:rPr>
+        <w:t xml:space="preserve">obc -src ..\examples\hello.obs -dest hello.obe </w:t>
       </w:r>
     </w:p>
     <w:p>
@@ -1447,111 +1260,13 @@
           <w:szCs w:val="24"/>
         </w:rPr>
       </w:pPr>
-      <w:proofErr w:type="spellStart"/>
-      <w:r>
-        <w:rPr>
-          <w:rFonts w:ascii="Calibri" w:hAnsi="Calibri" w:cs="Arial"/>
-          <w:szCs w:val="24"/>
-        </w:rPr>
-        <w:t>obc</w:t>
-      </w:r>
-      <w:proofErr w:type="spellEnd"/>
-      <w:r>
-        <w:rPr>
-          <w:rFonts w:ascii="Calibri" w:hAnsi="Calibri" w:cs="Arial"/>
-          <w:szCs w:val="24"/>
-        </w:rPr>
-        <w:t xml:space="preserve"> -</w:t>
-      </w:r>
-      <w:proofErr w:type="spellStart"/>
-      <w:r>
-        <w:rPr>
-          <w:rFonts w:ascii="Calibri" w:hAnsi="Calibri" w:cs="Arial"/>
-          <w:szCs w:val="24"/>
-        </w:rPr>
-        <w:t>src</w:t>
-      </w:r>
-      <w:proofErr w:type="spellEnd"/>
-      <w:r>
-        <w:rPr>
-          <w:rFonts w:ascii="Calibri" w:hAnsi="Calibri" w:cs="Arial"/>
-          <w:szCs w:val="24"/>
-        </w:rPr>
-        <w:t xml:space="preserve"> 'C:\Program Files\Objeck\</w:t>
-      </w:r>
-      <w:proofErr w:type="spellStart"/>
-      <w:r>
-        <w:rPr>
-          <w:rFonts w:ascii="Calibri" w:hAnsi="Calibri" w:cs="Arial"/>
-          <w:szCs w:val="24"/>
-        </w:rPr>
-        <w:t>objeck-lang</w:t>
-      </w:r>
-      <w:proofErr w:type="spellEnd"/>
-      <w:r>
-        <w:rPr>
-          <w:rFonts w:ascii="Calibri" w:hAnsi="Calibri" w:cs="Arial"/>
-          <w:szCs w:val="24"/>
-        </w:rPr>
-        <w:t>\examples\</w:t>
-      </w:r>
-      <w:proofErr w:type="spellStart"/>
-      <w:r>
-        <w:rPr>
-          <w:rFonts w:ascii="Calibri" w:hAnsi="Calibri" w:cs="Arial"/>
-          <w:szCs w:val="24"/>
-        </w:rPr>
-        <w:t>encrypt.obs</w:t>
-      </w:r>
-      <w:proofErr w:type="spellEnd"/>
-      <w:r>
-        <w:rPr>
-          <w:rFonts w:ascii="Calibri" w:hAnsi="Calibri" w:cs="Arial"/>
-          <w:szCs w:val="24"/>
-        </w:rPr>
-        <w:t xml:space="preserve">' -lib </w:t>
-      </w:r>
-      <w:proofErr w:type="spellStart"/>
-      <w:r>
-        <w:rPr>
-          <w:rFonts w:ascii="Calibri" w:hAnsi="Calibri" w:cs="Arial"/>
-          <w:szCs w:val="24"/>
-        </w:rPr>
-        <w:t>encrypt.obl</w:t>
-      </w:r>
-      <w:proofErr w:type="spellEnd"/>
-      <w:r>
-        <w:rPr>
-          <w:rFonts w:ascii="Calibri" w:hAnsi="Calibri" w:cs="Arial"/>
-          <w:szCs w:val="24"/>
-        </w:rPr>
-        <w:t xml:space="preserve"> -</w:t>
-      </w:r>
-      <w:proofErr w:type="spellStart"/>
-      <w:r>
-        <w:rPr>
-          <w:rFonts w:ascii="Calibri" w:hAnsi="Calibri" w:cs="Arial"/>
-          <w:szCs w:val="24"/>
-        </w:rPr>
-        <w:t>dest</w:t>
-      </w:r>
-      <w:proofErr w:type="spellEnd"/>
-      <w:r>
-        <w:rPr>
-          <w:rFonts w:ascii="Calibri" w:hAnsi="Calibri" w:cs="Arial"/>
-          <w:szCs w:val="24"/>
-        </w:rPr>
-        <w:t xml:space="preserve"> </w:t>
-      </w:r>
-      <w:proofErr w:type="spellStart"/>
-      <w:r>
-        <w:rPr>
-          <w:rFonts w:ascii="Calibri" w:hAnsi="Calibri" w:cs="Arial"/>
-          <w:szCs w:val="24"/>
-        </w:rPr>
-        <w:t>hello.obe</w:t>
-      </w:r>
-      <w:proofErr w:type="spellEnd"/>
+      <w:r>
+        <w:rPr>
+          <w:rFonts w:ascii="Calibri" w:hAnsi="Calibri" w:cs="Arial"/>
+          <w:szCs w:val="24"/>
+        </w:rPr>
+        <w:t>obc -src 'C:\Program Files\Objeck\objeck-lang\examples\encrypt.obs' -lib encrypt.obl -dest hello.obe</w:t>
+      </w:r>
     </w:p>
     <w:p>
       <w:pPr>
@@ -1576,32 +1291,8 @@
           <w:szCs w:val="24"/>
         </w:rPr>
         <w:tab/>
-      </w:r>
-      <w:proofErr w:type="spellStart"/>
-      <w:r>
-        <w:rPr>
-          <w:rFonts w:ascii="Calibri" w:hAnsi="Calibri" w:cs="Arial"/>
-          <w:szCs w:val="24"/>
-        </w:rPr>
-        <w:t>obr</w:t>
-      </w:r>
-      <w:proofErr w:type="spellEnd"/>
-      <w:r>
-        <w:rPr>
-          <w:rFonts w:ascii="Calibri" w:hAnsi="Calibri" w:cs="Arial"/>
-          <w:szCs w:val="24"/>
-        </w:rPr>
-        <w:t xml:space="preserve"> </w:t>
-      </w:r>
-      <w:proofErr w:type="spellStart"/>
-      <w:r>
-        <w:rPr>
-          <w:rFonts w:ascii="Calibri" w:hAnsi="Calibri" w:cs="Arial"/>
-          <w:szCs w:val="24"/>
-        </w:rPr>
-        <w:t>hello.obe</w:t>
-      </w:r>
-      <w:proofErr w:type="spellEnd"/>
+        <w:t>obr hello.obe</w:t>
+      </w:r>
     </w:p>
     <w:p>
       <w:pPr>
@@ -1681,98 +1372,8 @@
           <w:szCs w:val="24"/>
         </w:rPr>
         <w:tab/>
-      </w:r>
-      <w:proofErr w:type="spellStart"/>
-      <w:r>
-        <w:rPr>
-          <w:rFonts w:ascii="Calibri" w:hAnsi="Calibri" w:cs="Arial"/>
-          <w:szCs w:val="24"/>
-        </w:rPr>
-        <w:t>obc</w:t>
-      </w:r>
-      <w:proofErr w:type="spellEnd"/>
-      <w:r>
-        <w:rPr>
-          <w:rFonts w:ascii="Calibri" w:hAnsi="Calibri" w:cs="Arial"/>
-          <w:szCs w:val="24"/>
-        </w:rPr>
-        <w:t xml:space="preserve"> -</w:t>
-      </w:r>
-      <w:proofErr w:type="spellStart"/>
-      <w:r>
-        <w:rPr>
-          <w:rFonts w:ascii="Calibri" w:hAnsi="Calibri" w:cs="Arial"/>
-          <w:szCs w:val="24"/>
-        </w:rPr>
-        <w:t>src</w:t>
-      </w:r>
-      <w:proofErr w:type="spellEnd"/>
-      <w:r>
-        <w:rPr>
-          <w:rFonts w:ascii="Calibri" w:hAnsi="Calibri" w:cs="Arial"/>
-          <w:szCs w:val="24"/>
-        </w:rPr>
-        <w:t xml:space="preserve"> ..\examples\</w:t>
-      </w:r>
-      <w:proofErr w:type="spellStart"/>
-      <w:r>
-        <w:rPr>
-          <w:rFonts w:ascii="Calibri" w:hAnsi="Calibri" w:cs="Arial"/>
-          <w:szCs w:val="24"/>
-        </w:rPr>
-        <w:t>xml_path.obs</w:t>
-      </w:r>
-      <w:proofErr w:type="spellEnd"/>
-      <w:r>
-        <w:rPr>
-          <w:rFonts w:ascii="Calibri" w:hAnsi="Calibri" w:cs="Arial"/>
-          <w:szCs w:val="24"/>
-        </w:rPr>
-        <w:t xml:space="preserve"> -lib </w:t>
-      </w:r>
-      <w:proofErr w:type="spellStart"/>
-      <w:proofErr w:type="gramStart"/>
-      <w:r>
-        <w:rPr>
-          <w:rFonts w:ascii="Calibri" w:hAnsi="Calibri" w:cs="Arial"/>
-          <w:szCs w:val="24"/>
-        </w:rPr>
-        <w:t>collect.obl,xml.obl</w:t>
-      </w:r>
-      <w:proofErr w:type="spellEnd"/>
-      <w:proofErr w:type="gramEnd"/>
-      <w:r>
-        <w:rPr>
-          <w:rFonts w:ascii="Calibri" w:hAnsi="Calibri" w:cs="Arial"/>
-          <w:szCs w:val="24"/>
-        </w:rPr>
-        <w:t xml:space="preserve"> -</w:t>
-      </w:r>
-      <w:proofErr w:type="spellStart"/>
-      <w:r>
-        <w:rPr>
-          <w:rFonts w:ascii="Calibri" w:hAnsi="Calibri" w:cs="Arial"/>
-          <w:szCs w:val="24"/>
-        </w:rPr>
-        <w:t>dest</w:t>
-      </w:r>
-      <w:proofErr w:type="spellEnd"/>
-      <w:r>
-        <w:rPr>
-          <w:rFonts w:ascii="Calibri" w:hAnsi="Calibri" w:cs="Arial"/>
-          <w:szCs w:val="24"/>
-        </w:rPr>
-        <w:t xml:space="preserve"> </w:t>
-      </w:r>
-      <w:proofErr w:type="spellStart"/>
-      <w:r>
-        <w:rPr>
-          <w:rFonts w:ascii="Calibri" w:hAnsi="Calibri" w:cs="Arial"/>
-          <w:szCs w:val="24"/>
-        </w:rPr>
-        <w:t>xml_path.obe</w:t>
-      </w:r>
-      <w:proofErr w:type="spellEnd"/>
+        <w:t>obc -src ..\examples\xml_path.obs -lib collect.obl,xml.obl -dest xml_path.obe</w:t>
+      </w:r>
     </w:p>
     <w:p>
       <w:pPr>
@@ -1797,38 +1398,7 @@
           <w:szCs w:val="24"/>
         </w:rPr>
         <w:tab/>
-      </w:r>
-      <w:proofErr w:type="spellStart"/>
-      <w:r>
-        <w:rPr>
-          <w:rFonts w:ascii="Calibri" w:hAnsi="Calibri" w:cs="Arial"/>
-          <w:szCs w:val="24"/>
-        </w:rPr>
-        <w:t>obr</w:t>
-      </w:r>
-      <w:proofErr w:type="spellEnd"/>
-      <w:r>
-        <w:rPr>
-          <w:rFonts w:ascii="Calibri" w:hAnsi="Calibri" w:cs="Arial"/>
-          <w:szCs w:val="24"/>
-        </w:rPr>
-        <w:t xml:space="preserve"> </w:t>
-      </w:r>
-      <w:proofErr w:type="spellStart"/>
-      <w:r>
-        <w:rPr>
-          <w:rFonts w:ascii="Calibri" w:hAnsi="Calibri" w:cs="Arial"/>
-          <w:szCs w:val="24"/>
-        </w:rPr>
-        <w:t>xml.obe</w:t>
-      </w:r>
-      <w:proofErr w:type="spellEnd"/>
-      <w:r>
-        <w:rPr>
-          <w:rFonts w:ascii="Calibri" w:hAnsi="Calibri" w:cs="Arial"/>
-          <w:szCs w:val="24"/>
-        </w:rPr>
-        <w:t xml:space="preserve"> </w:t>
+        <w:t xml:space="preserve">obr xml.obe </w:t>
       </w:r>
     </w:p>
     <w:p>
@@ -1851,23 +1421,7 @@
           <w:rFonts w:ascii="Calibri" w:hAnsi="Calibri" w:cs="Arial"/>
           <w:szCs w:val="24"/>
         </w:rPr>
-        <w:t xml:space="preserve">For OS X (10.9 or greater), you’ll need to install OpenSSL in order to use encryption APIs as well as </w:t>
-      </w:r>
-      <w:proofErr w:type="spellStart"/>
-      <w:r>
-        <w:rPr>
-          <w:rFonts w:ascii="Calibri" w:hAnsi="Calibri" w:cs="Arial"/>
-          <w:szCs w:val="24"/>
-        </w:rPr>
-        <w:t>iODBC</w:t>
-      </w:r>
-      <w:proofErr w:type="spellEnd"/>
-      <w:r>
-        <w:rPr>
-          <w:rFonts w:ascii="Calibri" w:hAnsi="Calibri" w:cs="Arial"/>
-          <w:szCs w:val="24"/>
-        </w:rPr>
-        <w:t xml:space="preserve"> to enable database support. Please refer to the following </w:t>
+        <w:t xml:space="preserve">For OS X (10.9 or greater), you’ll need to install OpenSSL in order to use encryption APIs as well as iODBC to enable database support. Please refer to the following </w:t>
       </w:r>
       <w:hyperlink r:id="rId10">
         <w:r>
@@ -2009,21 +1563,12 @@
           <w:szCs w:val="24"/>
         </w:rPr>
       </w:pPr>
-      <w:proofErr w:type="spellStart"/>
       <w:r>
         <w:rPr>
           <w:rFonts w:ascii="Calibri" w:hAnsi="Calibri" w:cs="Calibri"/>
           <w:szCs w:val="24"/>
         </w:rPr>
-        <w:t>sudo</w:t>
-      </w:r>
-      <w:proofErr w:type="spellEnd"/>
-      <w:r>
-        <w:rPr>
-          <w:rFonts w:ascii="Calibri" w:hAnsi="Calibri" w:cs="Calibri"/>
-          <w:szCs w:val="24"/>
-        </w:rPr>
-        <w:t xml:space="preserve"> apt install libsdl1.2debian libsdl-gfx1.2-5 libsdl-gfx1.2-dev libsdl-gfx1.2-doc libsdl-image1.2 libsdl-image1.2-dbg libsdl-image1.2-dev libsdl-mixer1.2 libsdl-mixer1.2-dbg libsdl-mixer1.2-dev libsdl-net1.2 libsdl-net1.2-dbg libsdl-net1.2-dev libsdl-sound1.2 libsdl-sound1.2-dev libsdl-ttf2.0-0 libsdl-ttf2.0-dev</w:t>
+        <w:t>sudo apt install libsdl1.2debian libsdl-gfx1.2-5 libsdl-gfx1.2-dev libsdl-gfx1.2-doc libsdl-image1.2 libsdl-image1.2-dbg libsdl-image1.2-dev libsdl-mixer1.2 libsdl-mixer1.2-dbg libsdl-mixer1.2-dev libsdl-net1.2 libsdl-net1.2-dbg libsdl-net1.2-dev libsdl-sound1.2 libsdl-sound1.2-dev libsdl-ttf2.0-0 libsdl-ttf2.0-dev</w:t>
       </w:r>
     </w:p>
     <w:p>
@@ -4674,6 +4219,92 @@
     </w:lvl>
   </w:abstractNum>
   <w:abstractNum w:abstractNumId="22" w15:restartNumberingAfterBreak="0">
+    <w:nsid w:val="77984F1D"/>
+    <w:multiLevelType w:val="hybridMultilevel"/>
+    <w:tmpl w:val="871846F2"/>
+    <w:lvl w:ilvl="0" w:tplc="0409000F">
+      <w:start w:val="1"/>
+      <w:numFmt w:val="decimal"/>
+      <w:lvlText w:val="%1."/>
+      <w:lvlJc w:val="left"/>
+      <w:pPr>
+        <w:ind w:left="720" w:hanging="360"/>
+      </w:pPr>
+    </w:lvl>
+    <w:lvl w:ilvl="1" w:tplc="04090019" w:tentative="1">
+      <w:start w:val="1"/>
+      <w:numFmt w:val="lowerLetter"/>
+      <w:lvlText w:val="%2."/>
+      <w:lvlJc w:val="left"/>
+      <w:pPr>
+        <w:ind w:left="1440" w:hanging="360"/>
+      </w:pPr>
+    </w:lvl>
+    <w:lvl w:ilvl="2" w:tplc="0409001B" w:tentative="1">
+      <w:start w:val="1"/>
+      <w:numFmt w:val="lowerRoman"/>
+      <w:lvlText w:val="%3."/>
+      <w:lvlJc w:val="right"/>
+      <w:pPr>
+        <w:ind w:left="2160" w:hanging="180"/>
+      </w:pPr>
+    </w:lvl>
+    <w:lvl w:ilvl="3" w:tplc="0409000F" w:tentative="1">
+      <w:start w:val="1"/>
+      <w:numFmt w:val="decimal"/>
+      <w:lvlText w:val="%4."/>
+      <w:lvlJc w:val="left"/>
+      <w:pPr>
+        <w:ind w:left="2880" w:hanging="360"/>
+      </w:pPr>
+    </w:lvl>
+    <w:lvl w:ilvl="4" w:tplc="04090019" w:tentative="1">
+      <w:start w:val="1"/>
+      <w:numFmt w:val="lowerLetter"/>
+      <w:lvlText w:val="%5."/>
+      <w:lvlJc w:val="left"/>
+      <w:pPr>
+        <w:ind w:left="3600" w:hanging="360"/>
+      </w:pPr>
+    </w:lvl>
+    <w:lvl w:ilvl="5" w:tplc="0409001B" w:tentative="1">
+      <w:start w:val="1"/>
+      <w:numFmt w:val="lowerRoman"/>
+      <w:lvlText w:val="%6."/>
+      <w:lvlJc w:val="right"/>
+      <w:pPr>
+        <w:ind w:left="4320" w:hanging="180"/>
+      </w:pPr>
+    </w:lvl>
+    <w:lvl w:ilvl="6" w:tplc="0409000F" w:tentative="1">
+      <w:start w:val="1"/>
+      <w:numFmt w:val="decimal"/>
+      <w:lvlText w:val="%7."/>
+      <w:lvlJc w:val="left"/>
+      <w:pPr>
+        <w:ind w:left="5040" w:hanging="360"/>
+      </w:pPr>
+    </w:lvl>
+    <w:lvl w:ilvl="7" w:tplc="04090019" w:tentative="1">
+      <w:start w:val="1"/>
+      <w:numFmt w:val="lowerLetter"/>
+      <w:lvlText w:val="%8."/>
+      <w:lvlJc w:val="left"/>
+      <w:pPr>
+        <w:ind w:left="5760" w:hanging="360"/>
+      </w:pPr>
+    </w:lvl>
+    <w:lvl w:ilvl="8" w:tplc="0409001B" w:tentative="1">
+      <w:start w:val="1"/>
+      <w:numFmt w:val="lowerRoman"/>
+      <w:lvlText w:val="%9."/>
+      <w:lvlJc w:val="right"/>
+      <w:pPr>
+        <w:ind w:left="6480" w:hanging="180"/>
+      </w:pPr>
+    </w:lvl>
+  </w:abstractNum>
+  <w:abstractNum w:abstractNumId="23" w15:restartNumberingAfterBreak="0">
     <w:nsid w:val="7CCE4669"/>
     <w:multiLevelType w:val="hybridMultilevel"/>
     <w:tmpl w:val="C9E4D4B4"/>
@@ -4759,7 +4390,7 @@
       </w:pPr>
     </w:lvl>
   </w:abstractNum>
-  <w:abstractNum w:abstractNumId="23" w15:restartNumberingAfterBreak="0">
+  <w:abstractNum w:abstractNumId="24" w15:restartNumberingAfterBreak="0">
     <w:nsid w:val="7DB438DD"/>
     <w:multiLevelType w:val="multilevel"/>
     <w:tmpl w:val="73503A12"/>
@@ -4854,7 +4485,7 @@
       </w:pPr>
     </w:lvl>
   </w:abstractNum>
-  <w:abstractNum w:abstractNumId="24" w15:restartNumberingAfterBreak="0">
+  <w:abstractNum w:abstractNumId="25" w15:restartNumberingAfterBreak="0">
     <w:nsid w:val="7ED63AE6"/>
     <w:multiLevelType w:val="hybridMultilevel"/>
     <w:tmpl w:val="B8E6EB84"/>
@@ -4968,7 +4599,7 @@
     <w:abstractNumId w:val="9"/>
   </w:num>
   <w:num w:numId="10">
-    <w:abstractNumId w:val="23"/>
+    <w:abstractNumId w:val="24"/>
   </w:num>
   <w:num w:numId="11">
     <w:abstractNumId w:val="15"/>
@@ -4989,7 +4620,7 @@
     <w:abstractNumId w:val="2"/>
   </w:num>
   <w:num w:numId="17">
-    <w:abstractNumId w:val="22"/>
+    <w:abstractNumId w:val="23"/>
   </w:num>
   <w:num w:numId="18">
     <w:abstractNumId w:val="0"/>
@@ -5013,7 +4644,10 @@
     <w:abstractNumId w:val="5"/>
   </w:num>
   <w:num w:numId="25">
-    <w:abstractNumId w:val="24"/>
+    <w:abstractNumId w:val="25"/>
+  </w:num>
+  <w:num w:numId="26">
+    <w:abstractNumId w:val="22"/>
   </w:num>
 </w:numbering>
 </file>
@@ -5451,6 +5085,7 @@
   <w:style w:type="character" w:default="1" w:styleId="DefaultParagraphFont">
     <w:name w:val="Default Paragraph Font"/>
     <w:uiPriority w:val="1"/>
+    <w:semiHidden/>
     <w:unhideWhenUsed/>
   </w:style>
   <w:style w:type="table" w:default="1" w:styleId="TableNormal">
